--- a/cf/jm/u/files/u060.docx
+++ b/cf/jm/u/files/u060.docx
@@ -20,7 +20,7 @@
     </w:p>
     <w:p>
       <w:r>
-        <w:t>請針對每個題目，把答案填在「回答：」後面（越具體越好）；填好後請放回您的部門資料夾即可，不需回信。</w:t>
+        <w:t>這份問卷是想更了解您的實際作業，好把您的 AI 助理做得更貼近需求。第一部分請把答案填在「回答：」後面（越具體越好）；第二部分只是先讓您了解，之後用的時候再一起調整，不用現在填。填好後放回您的部門資料夾即可，不需回信。</w:t>
       </w:r>
     </w:p>
     <w:p>
@@ -32,8 +32,16 @@
       </w:r>
     </w:p>
     <w:p>
+      <w:pPr>
+        <w:pStyle w:val="Heading2"/>
+      </w:pPr>
       <w:r>
-        <w:t>1. 包裝完成清單的欄位與範本是否固定？要不要包含機台序號、客戶、交期等欄位？</w:t>
+        <w:t>一、請您提供或確認的事情</w:t>
+      </w:r>
+    </w:p>
+    <w:p>
+      <w:r>
+        <w:t>1. 你要 AI 幫忙的是每週 ASML 出貨前，把生產排程整理成「包裝完成清單」交給收料人員，對嗎？</w:t>
       </w:r>
     </w:p>
     <w:p>
@@ -43,7 +51,7 @@
     </w:p>
     <w:p>
       <w:r>
-        <w:t>2. 同一出貨日多筆時，清單要依出貨日分段，還是依工單/客戶分組？</w:t>
+        <w:t>2. 資料從哪來？生管排程放在 R 槽那份，AI 需要拿到才能整理</w:t>
       </w:r>
     </w:p>
     <w:p>
@@ -53,7 +61,7 @@
     </w:p>
     <w:p>
       <w:r>
-        <w:t>3. 生產排程來源報表的欄位是否穩定？會不會有缺客戶或缺數量的情況需要標「待補」？</w:t>
+        <w:t>3. 包裝完成清單要有哪些欄位？（出貨日、工單、機台/工件、料號、數量、客戶…）給範本最好</w:t>
       </w:r>
     </w:p>
     <w:p>
@@ -63,7 +71,7 @@
     </w:p>
     <w:p>
       <w:r>
-        <w:t>4. 清單交給收料人員後，收料人員還需要哪些資訊（例如儲位、包裝方式）？</w:t>
+        <w:t>4. 同一批可能跨好幾個出貨日，你希望 AI 幫你分日整理嗎？</w:t>
       </w:r>
     </w:p>
     <w:p>
@@ -73,7 +81,7 @@
     </w:p>
     <w:p>
       <w:r>
-        <w:t>5. 機台與工件是否需要分開列表，或可放在同一張清單以類別區分？</w:t>
+        <w:t>5. 實際包裝、封箱還是人做，AI 只負責把清單彙整清楚，這樣分工可以嗎？</w:t>
       </w:r>
     </w:p>
     <w:p>
@@ -83,12 +91,45 @@
     </w:p>
     <w:p>
       <w:r>
-        <w:t>6. 跨多出貨日時，要不要一次輸出整週，還是逐日產出？</w:t>
+        <w:t>6. 交期很敏感，缺數量或缺客戶時，你要 AI 直接標「待補」提醒你，而不是自己亂填，對吧？</w:t>
       </w:r>
     </w:p>
     <w:p>
       <w:r>
         <w:t>回答：</w:t>
+      </w:r>
+    </w:p>
+    <w:p>
+      <w:pPr>
+        <w:pStyle w:val="Heading2"/>
+      </w:pPr>
+      <w:r>
+        <w:t>二、要用了之後、跟 AI 一起調整的事情（先了解即可，不用現在填）</w:t>
+      </w:r>
+    </w:p>
+    <w:p>
+      <w:r>
+        <w:t>• 第一次用 AI 產的清單交收料人員前，自己再核一遍，有缺漏就跟它說，它會記得補</w:t>
+      </w:r>
+    </w:p>
+    <w:p>
+      <w:r>
+        <w:t>• 如果欄位順序或名稱跟你們習慣不同，把你們的範本貼給它，它會照著調</w:t>
+      </w:r>
+    </w:p>
+    <w:p>
+      <w:r>
+        <w:t>• 跨多天出貨時檢查它有沒有分日分對，分錯就指正</w:t>
+      </w:r>
+    </w:p>
+    <w:p>
+      <w:r>
+        <w:t>• 它標「待補」的地方就是它不確定、不亂猜的地方，你補上正確值再讓它完成</w:t>
+      </w:r>
+    </w:p>
+    <w:p>
+      <w:r>
+        <w:t>• 納入每週固定流程後，把常出貨的客戶、機台整理給它，清單會愈來愈快又準</w:t>
       </w:r>
     </w:p>
     <w:p/>
@@ -101,8 +142,16 @@
       </w:r>
     </w:p>
     <w:p>
+      <w:pPr>
+        <w:pStyle w:val="Heading2"/>
+      </w:pPr>
       <w:r>
-        <w:t>1. SAP 收料單目前只能看畫面，還是可以每日匯出成 Excel/CSV？能否推動改為匯出？</w:t>
+        <w:t>一、請您提供或確認的事情</w:t>
+      </w:r>
+    </w:p>
+    <w:p>
+      <w:r>
+        <w:t>1. 你要 AI 幫忙的是「每天收料進來時的核對」，把收料單整理成好對照的清單，對嗎？</w:t>
       </w:r>
     </w:p>
     <w:p>
@@ -112,7 +161,7 @@
     </w:p>
     <w:p>
       <w:r>
-        <w:t>2. 當日「預計到料清單」的來源是哪張 SAP 報表？欄位是否穩定可取得？</w:t>
+        <w:t>2. 收料單從哪拿？目前是 SAP 系統畫面，還是能匯出成 Excel/CSV？能匯出的話 AI 做起來最順</w:t>
       </w:r>
     </w:p>
     <w:p>
@@ -122,7 +171,7 @@
     </w:p>
     <w:p>
       <w:r>
-        <w:t>3. 點收清單的欄位與格式是否有現行範本？儲位要不要一併帶出供上架參考？</w:t>
+        <w:t>3. 你希望 AI 產出什麼？（例如一張點收清單：料號、數量、廠商、儲位，方便你照著點收）</w:t>
       </w:r>
     </w:p>
     <w:p>
@@ -132,7 +181,7 @@
     </w:p>
     <w:p>
       <w:r>
-        <w:t>4. 短到、超到、未列項三種差異，處理方式與後續通知對象是否不同？</w:t>
+        <w:t>4. 要拿收料單跟什麼比？（例如「今天預計到料清單」）比出短到、超到、沒列到的</w:t>
       </w:r>
     </w:p>
     <w:p>
@@ -142,7 +191,7 @@
     </w:p>
     <w:p>
       <w:r>
-        <w:t>5. 紅聯目前純紙本留存，是否願意改成 SAP 匯出或線上表單以利數位化？</w:t>
+        <w:t>5. 現在流程結束只留紅聯紙本、沒有電子檔，願不願意改成系統匯出或線上表單？這樣 AI 效益最大</w:t>
       </w:r>
     </w:p>
     <w:p>
@@ -152,12 +201,45 @@
     </w:p>
     <w:p>
       <w:r>
-        <w:t>6. 同一料號多筆分批到料時，要合併計算還是逐筆列出？</w:t>
+        <w:t>6. 點收清單有哪些欄位、儲位代碼怎麼對？先給 AI 一份對照，它整理才準</w:t>
       </w:r>
     </w:p>
     <w:p>
       <w:r>
         <w:t>回答：</w:t>
+      </w:r>
+    </w:p>
+    <w:p>
+      <w:pPr>
+        <w:pStyle w:val="Heading2"/>
+      </w:pPr>
+      <w:r>
+        <w:t>二、要用了之後、跟 AI 一起調整的事情（先了解即可，不用現在填）</w:t>
+      </w:r>
+    </w:p>
+    <w:p>
+      <w:r>
+        <w:t>• 前幾天用 AI 整理的點收清單去現場點收，發現它漏了或多了什麼，回來跟它講，它會修正整理方式</w:t>
+      </w:r>
+    </w:p>
+    <w:p>
+      <w:r>
+        <w:t>• 如果它把某筆標成「短到」但其實正常，檢查是不是預計清單沒給對，補上正確的清單</w:t>
+      </w:r>
+    </w:p>
+    <w:p>
+      <w:r>
+        <w:t>• 照片或畫面它讀不清楚就標「待補」，你補上正確資料再讓它接著算差異</w:t>
+      </w:r>
+    </w:p>
+    <w:p>
+      <w:r>
+        <w:t>• 用一陣子後，把常見的儲位、廠商代碼整理成對照表貼給它，清單會更完整</w:t>
+      </w:r>
+    </w:p>
+    <w:p>
+      <w:r>
+        <w:t>• 強烈建議把紅聯紙本改成電子檔，AI 一拿到電子檔，整個核對就能又快又準</w:t>
       </w:r>
     </w:p>
     <w:p/>
@@ -170,8 +252,16 @@
       </w:r>
     </w:p>
     <w:p>
+      <w:pPr>
+        <w:pStyle w:val="Heading2"/>
+      </w:pPr>
       <w:r>
-        <w:t>1. 站別代碼有沒有標準對照表（例如 ST-PVD、ST-CLEAN 對應中文站名）？未標站別的料要歸到哪一站？</w:t>
+        <w:t>一、請您提供或確認的事情</w:t>
+      </w:r>
+    </w:p>
+    <w:p>
+      <w:r>
+        <w:t>1. 你要 AI 幫忙的是每週 ASML 工單的備料，把 SAP 的物料規劃整理成「多站別備料清單」，對嗎？</w:t>
       </w:r>
     </w:p>
     <w:p>
@@ -181,7 +271,7 @@
     </w:p>
     <w:p>
       <w:r>
-        <w:t>2. 多站別備料清單的輸出格式是否要完全比照現行 P 槽範本？欄位順序與分段方式為何？</w:t>
+        <w:t>2. 資料來源是 SAP 匯出的物料規劃（存在 R 槽那份），AI 需要拿到這份 Excel 才能整理</w:t>
       </w:r>
     </w:p>
     <w:p>
@@ -191,7 +281,7 @@
     </w:p>
     <w:p>
       <w:r>
-        <w:t>3. 同一料號被多個站別需求時，要分站列出還是合併顯示總量？</w:t>
+        <w:t>3. 「多站別」是指同一張工單要分不同站別備料？請說清楚站別怎麼分、代碼怎麼對</w:t>
       </w:r>
     </w:p>
     <w:p>
@@ -201,7 +291,7 @@
     </w:p>
     <w:p>
       <w:r>
-        <w:t>4. 物料規劃資料量大時，要不要固定拆成每張工單一份，或改上傳表格查詢知識庫？</w:t>
+        <w:t>4. 你希望的清單長什麼樣？（欄位有站別、工單、料號、品名、數量、儲位…）給一份現成範本最好</w:t>
       </w:r>
     </w:p>
     <w:p>
@@ -211,7 +301,7 @@
     </w:p>
     <w:p>
       <w:r>
-        <w:t>5. 交期資訊是否需要帶入清單並依交期排序，方便優先備料？</w:t>
+        <w:t>5. 實際去架上備料、發料還是人做，AI 只幫你把清單整理好，這樣分工可以嗎？</w:t>
       </w:r>
     </w:p>
     <w:p>
@@ -221,12 +311,45 @@
     </w:p>
     <w:p>
       <w:r>
-        <w:t>6. R 槽來源檔的欄位是否固定？會不會有跨月版本差異需要注意？</w:t>
+        <w:t>6. 資料量很大時，AI 一次讀不完怎麼辦？可以分批貼，或把檔案放到知識庫讓它查</w:t>
       </w:r>
     </w:p>
     <w:p>
       <w:r>
         <w:t>回答：</w:t>
+      </w:r>
+    </w:p>
+    <w:p>
+      <w:pPr>
+        <w:pStyle w:val="Heading2"/>
+      </w:pPr>
+      <w:r>
+        <w:t>二、要用了之後、跟 AI 一起調整的事情（先了解即可，不用現在填）</w:t>
+      </w:r>
+    </w:p>
+    <w:p>
+      <w:r>
+        <w:t>• 第一次拿 AI 整理的備料清單去實際備料時，對照看站別分得對不對，分錯就跟它說正確分法</w:t>
+      </w:r>
+    </w:p>
+    <w:p>
+      <w:r>
+        <w:t>• 如果某筆沒標到站別它會標「待補」，你補上站別後它會列進正確的那一段</w:t>
+      </w:r>
+    </w:p>
+    <w:p>
+      <w:r>
+        <w:t>• 把你們現行 P 槽那份清單格式貼給它當範本，它產出的就會跟你們習慣的一模一樣</w:t>
+      </w:r>
+    </w:p>
+    <w:p>
+      <w:r>
+        <w:t>• 資料太多它提醒你分批時，照它說的分批貼或改放知識庫，避免它讀漏</w:t>
+      </w:r>
+    </w:p>
+    <w:p>
+      <w:r>
+        <w:t>• 用幾週後把站別代碼對照整理給它，之後分群會愈來愈準</w:t>
       </w:r>
     </w:p>
     <w:p/>
